--- a/PdfFillPdfFields/Template/Table.docx
+++ b/PdfFillPdfFields/Template/Table.docx
@@ -9,7 +9,8 @@
         <w:tblLook w:val="04A0" w:firstRow="1" w:lastRow="0" w:firstColumn="1" w:lastColumn="0" w:noHBand="0" w:noVBand="1"/>
       </w:tblPr>
       <w:tblGrid>
-        <w:gridCol w:w="4390"/>
+        <w:gridCol w:w="4148"/>
+        <w:gridCol w:w="4148"/>
       </w:tblGrid>
       <w:tr>
         <w:trPr>
@@ -17,7 +18,48 @@
         </w:trPr>
         <w:tc>
           <w:tcPr>
-            <w:tcW w:w="4390" w:type="dxa"/>
+            <w:tcW w:w="4148" w:type="dxa"/>
+          </w:tcPr>
+          <w:p>
+            <w:pPr>
+              <w:rPr>
+                <w:rFonts w:hint="eastAsia"/>
+              </w:rPr>
+            </w:pPr>
+          </w:p>
+        </w:tc>
+        <w:tc>
+          <w:tcPr>
+            <w:tcW w:w="4148" w:type="dxa"/>
+          </w:tcPr>
+          <w:p>
+            <w:pPr>
+              <w:rPr>
+                <w:rFonts w:hint="eastAsia"/>
+              </w:rPr>
+            </w:pPr>
+          </w:p>
+        </w:tc>
+      </w:tr>
+      <w:tr>
+        <w:trPr>
+          <w:trHeight w:val="1408"/>
+        </w:trPr>
+        <w:tc>
+          <w:tcPr>
+            <w:tcW w:w="4148" w:type="dxa"/>
+          </w:tcPr>
+          <w:p>
+            <w:pPr>
+              <w:rPr>
+                <w:rFonts w:hint="eastAsia"/>
+              </w:rPr>
+            </w:pPr>
+          </w:p>
+        </w:tc>
+        <w:tc>
+          <w:tcPr>
+            <w:tcW w:w="4148" w:type="dxa"/>
           </w:tcPr>
           <w:p>
             <w:pPr>

--- a/PdfFillPdfFields/Template/Table.docx
+++ b/PdfFillPdfFields/Template/Table.docx
@@ -26,6 +26,12 @@
                 <w:rFonts w:hint="eastAsia"/>
               </w:rPr>
             </w:pPr>
+            <w:r>
+              <w:rPr>
+                <w:rFonts w:hint="eastAsia"/>
+              </w:rPr>
+              <w:t>列1</w:t>
+            </w:r>
           </w:p>
         </w:tc>
         <w:tc>
@@ -38,6 +44,12 @@
                 <w:rFonts w:hint="eastAsia"/>
               </w:rPr>
             </w:pPr>
+            <w:r>
+              <w:rPr>
+                <w:rFonts w:hint="eastAsia"/>
+              </w:rPr>
+              <w:t>列2</w:t>
+            </w:r>
           </w:p>
         </w:tc>
       </w:tr>

--- a/PdfFillPdfFields/Template/Table.docx
+++ b/PdfFillPdfFields/Template/Table.docx
@@ -50,6 +50,296 @@
               </w:rPr>
               <w:t>列2</w:t>
             </w:r>
+          </w:p>
+        </w:tc>
+      </w:tr>
+      <w:tr>
+        <w:trPr>
+          <w:trHeight w:val="1408"/>
+        </w:trPr>
+        <w:tc>
+          <w:tcPr>
+            <w:tcW w:w="4148" w:type="dxa"/>
+          </w:tcPr>
+          <w:p>
+            <w:pPr>
+              <w:rPr>
+                <w:rFonts w:hint="eastAsia"/>
+              </w:rPr>
+            </w:pPr>
+          </w:p>
+        </w:tc>
+        <w:tc>
+          <w:tcPr>
+            <w:tcW w:w="4148" w:type="dxa"/>
+          </w:tcPr>
+          <w:p>
+            <w:pPr>
+              <w:rPr>
+                <w:rFonts w:hint="eastAsia"/>
+              </w:rPr>
+            </w:pPr>
+          </w:p>
+        </w:tc>
+      </w:tr>
+      <w:tr>
+        <w:trPr>
+          <w:trHeight w:val="1408"/>
+        </w:trPr>
+        <w:tc>
+          <w:tcPr>
+            <w:tcW w:w="4148" w:type="dxa"/>
+          </w:tcPr>
+          <w:p>
+            <w:pPr>
+              <w:rPr>
+                <w:rFonts w:hint="eastAsia"/>
+              </w:rPr>
+            </w:pPr>
+          </w:p>
+        </w:tc>
+        <w:tc>
+          <w:tcPr>
+            <w:tcW w:w="4148" w:type="dxa"/>
+          </w:tcPr>
+          <w:p>
+            <w:pPr>
+              <w:rPr>
+                <w:rFonts w:hint="eastAsia"/>
+              </w:rPr>
+            </w:pPr>
+          </w:p>
+        </w:tc>
+      </w:tr>
+      <w:tr>
+        <w:trPr>
+          <w:trHeight w:val="1408"/>
+        </w:trPr>
+        <w:tc>
+          <w:tcPr>
+            <w:tcW w:w="4148" w:type="dxa"/>
+          </w:tcPr>
+          <w:p>
+            <w:pPr>
+              <w:rPr>
+                <w:rFonts w:hint="eastAsia"/>
+              </w:rPr>
+            </w:pPr>
+          </w:p>
+        </w:tc>
+        <w:tc>
+          <w:tcPr>
+            <w:tcW w:w="4148" w:type="dxa"/>
+          </w:tcPr>
+          <w:p>
+            <w:pPr>
+              <w:rPr>
+                <w:rFonts w:hint="eastAsia"/>
+              </w:rPr>
+            </w:pPr>
+          </w:p>
+        </w:tc>
+      </w:tr>
+      <w:tr>
+        <w:trPr>
+          <w:trHeight w:val="1408"/>
+        </w:trPr>
+        <w:tc>
+          <w:tcPr>
+            <w:tcW w:w="4148" w:type="dxa"/>
+          </w:tcPr>
+          <w:p>
+            <w:pPr>
+              <w:rPr>
+                <w:rFonts w:hint="eastAsia"/>
+              </w:rPr>
+            </w:pPr>
+          </w:p>
+        </w:tc>
+        <w:tc>
+          <w:tcPr>
+            <w:tcW w:w="4148" w:type="dxa"/>
+          </w:tcPr>
+          <w:p>
+            <w:pPr>
+              <w:rPr>
+                <w:rFonts w:hint="eastAsia"/>
+              </w:rPr>
+            </w:pPr>
+          </w:p>
+        </w:tc>
+      </w:tr>
+      <w:tr>
+        <w:trPr>
+          <w:trHeight w:val="1408"/>
+        </w:trPr>
+        <w:tc>
+          <w:tcPr>
+            <w:tcW w:w="4148" w:type="dxa"/>
+          </w:tcPr>
+          <w:p>
+            <w:pPr>
+              <w:rPr>
+                <w:rFonts w:hint="eastAsia"/>
+              </w:rPr>
+            </w:pPr>
+          </w:p>
+        </w:tc>
+        <w:tc>
+          <w:tcPr>
+            <w:tcW w:w="4148" w:type="dxa"/>
+          </w:tcPr>
+          <w:p>
+            <w:pPr>
+              <w:rPr>
+                <w:rFonts w:hint="eastAsia"/>
+              </w:rPr>
+            </w:pPr>
+          </w:p>
+        </w:tc>
+      </w:tr>
+      <w:tr>
+        <w:trPr>
+          <w:trHeight w:val="1408"/>
+        </w:trPr>
+        <w:tc>
+          <w:tcPr>
+            <w:tcW w:w="4148" w:type="dxa"/>
+          </w:tcPr>
+          <w:p>
+            <w:pPr>
+              <w:rPr>
+                <w:rFonts w:hint="eastAsia"/>
+              </w:rPr>
+            </w:pPr>
+          </w:p>
+        </w:tc>
+        <w:tc>
+          <w:tcPr>
+            <w:tcW w:w="4148" w:type="dxa"/>
+          </w:tcPr>
+          <w:p>
+            <w:pPr>
+              <w:rPr>
+                <w:rFonts w:hint="eastAsia"/>
+              </w:rPr>
+            </w:pPr>
+          </w:p>
+        </w:tc>
+      </w:tr>
+      <w:tr>
+        <w:trPr>
+          <w:trHeight w:val="1408"/>
+        </w:trPr>
+        <w:tc>
+          <w:tcPr>
+            <w:tcW w:w="4148" w:type="dxa"/>
+          </w:tcPr>
+          <w:p>
+            <w:pPr>
+              <w:rPr>
+                <w:rFonts w:hint="eastAsia"/>
+              </w:rPr>
+            </w:pPr>
+          </w:p>
+        </w:tc>
+        <w:tc>
+          <w:tcPr>
+            <w:tcW w:w="4148" w:type="dxa"/>
+          </w:tcPr>
+          <w:p>
+            <w:pPr>
+              <w:rPr>
+                <w:rFonts w:hint="eastAsia"/>
+              </w:rPr>
+            </w:pPr>
+          </w:p>
+        </w:tc>
+      </w:tr>
+      <w:tr>
+        <w:trPr>
+          <w:trHeight w:val="1408"/>
+        </w:trPr>
+        <w:tc>
+          <w:tcPr>
+            <w:tcW w:w="4148" w:type="dxa"/>
+          </w:tcPr>
+          <w:p>
+            <w:pPr>
+              <w:rPr>
+                <w:rFonts w:hint="eastAsia"/>
+              </w:rPr>
+            </w:pPr>
+          </w:p>
+        </w:tc>
+        <w:tc>
+          <w:tcPr>
+            <w:tcW w:w="4148" w:type="dxa"/>
+          </w:tcPr>
+          <w:p>
+            <w:pPr>
+              <w:rPr>
+                <w:rFonts w:hint="eastAsia"/>
+              </w:rPr>
+            </w:pPr>
+          </w:p>
+        </w:tc>
+      </w:tr>
+      <w:tr>
+        <w:trPr>
+          <w:trHeight w:val="1408"/>
+        </w:trPr>
+        <w:tc>
+          <w:tcPr>
+            <w:tcW w:w="4148" w:type="dxa"/>
+          </w:tcPr>
+          <w:p>
+            <w:pPr>
+              <w:rPr>
+                <w:rFonts w:hint="eastAsia"/>
+              </w:rPr>
+            </w:pPr>
+          </w:p>
+        </w:tc>
+        <w:tc>
+          <w:tcPr>
+            <w:tcW w:w="4148" w:type="dxa"/>
+          </w:tcPr>
+          <w:p>
+            <w:pPr>
+              <w:rPr>
+                <w:rFonts w:hint="eastAsia"/>
+              </w:rPr>
+            </w:pPr>
+          </w:p>
+        </w:tc>
+      </w:tr>
+      <w:tr>
+        <w:trPr>
+          <w:trHeight w:val="1408"/>
+        </w:trPr>
+        <w:tc>
+          <w:tcPr>
+            <w:tcW w:w="4148" w:type="dxa"/>
+          </w:tcPr>
+          <w:p>
+            <w:pPr>
+              <w:rPr>
+                <w:rFonts w:hint="eastAsia"/>
+              </w:rPr>
+            </w:pPr>
+          </w:p>
+        </w:tc>
+        <w:tc>
+          <w:tcPr>
+            <w:tcW w:w="4148" w:type="dxa"/>
+          </w:tcPr>
+          <w:p>
+            <w:pPr>
+              <w:rPr>
+                <w:rFonts w:hint="eastAsia"/>
+              </w:rPr>
+            </w:pPr>
           </w:p>
         </w:tc>
       </w:tr>

--- a/PdfFillPdfFields/Template/Table.docx
+++ b/PdfFillPdfFields/Template/Table.docx
@@ -9,8 +9,9 @@
         <w:tblLook w:val="04A0" w:firstRow="1" w:lastRow="0" w:firstColumn="1" w:lastColumn="0" w:noHBand="0" w:noVBand="1"/>
       </w:tblPr>
       <w:tblGrid>
-        <w:gridCol w:w="4148"/>
-        <w:gridCol w:w="4148"/>
+        <w:gridCol w:w="2866"/>
+        <w:gridCol w:w="2790"/>
+        <w:gridCol w:w="2640"/>
       </w:tblGrid>
       <w:tr>
         <w:trPr>
@@ -18,7 +19,7 @@
         </w:trPr>
         <w:tc>
           <w:tcPr>
-            <w:tcW w:w="4148" w:type="dxa"/>
+            <w:tcW w:w="2866" w:type="dxa"/>
           </w:tcPr>
           <w:p>
             <w:pPr>
@@ -28,15 +29,16 @@
             </w:pPr>
             <w:r>
               <w:rPr>
-                <w:rFonts w:hint="eastAsia"/>
-              </w:rPr>
-              <w:t>列1</w:t>
+                <w:b/>
+                <w:bCs/>
+              </w:rPr>
+              <w:t>Name</w:t>
             </w:r>
           </w:p>
         </w:tc>
         <w:tc>
           <w:tcPr>
-            <w:tcW w:w="4148" w:type="dxa"/>
+            <w:tcW w:w="2790" w:type="dxa"/>
           </w:tcPr>
           <w:p>
             <w:pPr>
@@ -46,9 +48,30 @@
             </w:pPr>
             <w:r>
               <w:rPr>
-                <w:rFonts w:hint="eastAsia"/>
-              </w:rPr>
-              <w:t>列2</w:t>
+                <w:b/>
+                <w:bCs/>
+              </w:rPr>
+              <w:t>Age</w:t>
+            </w:r>
+          </w:p>
+        </w:tc>
+        <w:tc>
+          <w:tcPr>
+            <w:tcW w:w="2640" w:type="dxa"/>
+          </w:tcPr>
+          <w:p>
+            <w:pPr>
+              <w:rPr>
+                <w:b/>
+                <w:bCs/>
+              </w:rPr>
+            </w:pPr>
+            <w:r>
+              <w:rPr>
+                <w:b/>
+                <w:bCs/>
+              </w:rPr>
+              <w:t>Department</w:t>
             </w:r>
           </w:p>
         </w:tc>
@@ -59,26 +82,44 @@
         </w:trPr>
         <w:tc>
           <w:tcPr>
-            <w:tcW w:w="4148" w:type="dxa"/>
-          </w:tcPr>
-          <w:p>
-            <w:pPr>
-              <w:rPr>
-                <w:rFonts w:hint="eastAsia"/>
-              </w:rPr>
-            </w:pPr>
-          </w:p>
-        </w:tc>
-        <w:tc>
-          <w:tcPr>
-            <w:tcW w:w="4148" w:type="dxa"/>
-          </w:tcPr>
-          <w:p>
-            <w:pPr>
-              <w:rPr>
-                <w:rFonts w:hint="eastAsia"/>
-              </w:rPr>
-            </w:pPr>
+            <w:tcW w:w="2866" w:type="dxa"/>
+          </w:tcPr>
+          <w:p>
+            <w:pPr>
+              <w:rPr>
+                <w:rFonts w:hint="eastAsia"/>
+              </w:rPr>
+            </w:pPr>
+            <w:r>
+              <w:t>Alice</w:t>
+            </w:r>
+          </w:p>
+        </w:tc>
+        <w:tc>
+          <w:tcPr>
+            <w:tcW w:w="2790" w:type="dxa"/>
+          </w:tcPr>
+          <w:p>
+            <w:pPr>
+              <w:rPr>
+                <w:rFonts w:hint="eastAsia"/>
+              </w:rPr>
+            </w:pPr>
+          </w:p>
+        </w:tc>
+        <w:tc>
+          <w:tcPr>
+            <w:tcW w:w="2640" w:type="dxa"/>
+          </w:tcPr>
+          <w:p>
+            <w:pPr>
+              <w:rPr>
+                <w:rFonts w:hint="eastAsia"/>
+              </w:rPr>
+            </w:pPr>
+            <w:r>
+              <w:t>HR</w:t>
+            </w:r>
           </w:p>
         </w:tc>
       </w:tr>
@@ -88,19 +129,40 @@
         </w:trPr>
         <w:tc>
           <w:tcPr>
-            <w:tcW w:w="4148" w:type="dxa"/>
-          </w:tcPr>
-          <w:p>
-            <w:pPr>
-              <w:rPr>
-                <w:rFonts w:hint="eastAsia"/>
-              </w:rPr>
-            </w:pPr>
-          </w:p>
-        </w:tc>
-        <w:tc>
-          <w:tcPr>
-            <w:tcW w:w="4148" w:type="dxa"/>
+            <w:tcW w:w="2866" w:type="dxa"/>
+          </w:tcPr>
+          <w:p>
+            <w:pPr>
+              <w:rPr>
+                <w:rFonts w:hint="eastAsia"/>
+              </w:rPr>
+            </w:pPr>
+            <w:r>
+              <w:t>Bob</w:t>
+            </w:r>
+          </w:p>
+        </w:tc>
+        <w:tc>
+          <w:tcPr>
+            <w:tcW w:w="2790" w:type="dxa"/>
+          </w:tcPr>
+          <w:p>
+            <w:pPr>
+              <w:rPr>
+                <w:rFonts w:hint="eastAsia"/>
+              </w:rPr>
+            </w:pPr>
+            <w:r>
+              <w:rPr>
+                <w:rFonts w:hint="eastAsia"/>
+              </w:rPr>
+              <w:t>30</w:t>
+            </w:r>
+          </w:p>
+        </w:tc>
+        <w:tc>
+          <w:tcPr>
+            <w:tcW w:w="2640" w:type="dxa"/>
           </w:tcPr>
           <w:p>
             <w:pPr>
@@ -117,19 +179,31 @@
         </w:trPr>
         <w:tc>
           <w:tcPr>
-            <w:tcW w:w="4148" w:type="dxa"/>
-          </w:tcPr>
-          <w:p>
-            <w:pPr>
-              <w:rPr>
-                <w:rFonts w:hint="eastAsia"/>
-              </w:rPr>
-            </w:pPr>
-          </w:p>
-        </w:tc>
-        <w:tc>
-          <w:tcPr>
-            <w:tcW w:w="4148" w:type="dxa"/>
+            <w:tcW w:w="2866" w:type="dxa"/>
+          </w:tcPr>
+          <w:p>
+            <w:pPr>
+              <w:rPr>
+                <w:rFonts w:hint="eastAsia"/>
+              </w:rPr>
+            </w:pPr>
+          </w:p>
+        </w:tc>
+        <w:tc>
+          <w:tcPr>
+            <w:tcW w:w="2790" w:type="dxa"/>
+          </w:tcPr>
+          <w:p>
+            <w:pPr>
+              <w:rPr>
+                <w:rFonts w:hint="eastAsia"/>
+              </w:rPr>
+            </w:pPr>
+          </w:p>
+        </w:tc>
+        <w:tc>
+          <w:tcPr>
+            <w:tcW w:w="2640" w:type="dxa"/>
           </w:tcPr>
           <w:p>
             <w:pPr>
@@ -146,19 +220,31 @@
         </w:trPr>
         <w:tc>
           <w:tcPr>
-            <w:tcW w:w="4148" w:type="dxa"/>
-          </w:tcPr>
-          <w:p>
-            <w:pPr>
-              <w:rPr>
-                <w:rFonts w:hint="eastAsia"/>
-              </w:rPr>
-            </w:pPr>
-          </w:p>
-        </w:tc>
-        <w:tc>
-          <w:tcPr>
-            <w:tcW w:w="4148" w:type="dxa"/>
+            <w:tcW w:w="2866" w:type="dxa"/>
+          </w:tcPr>
+          <w:p>
+            <w:pPr>
+              <w:rPr>
+                <w:rFonts w:hint="eastAsia"/>
+              </w:rPr>
+            </w:pPr>
+          </w:p>
+        </w:tc>
+        <w:tc>
+          <w:tcPr>
+            <w:tcW w:w="2790" w:type="dxa"/>
+          </w:tcPr>
+          <w:p>
+            <w:pPr>
+              <w:rPr>
+                <w:rFonts w:hint="eastAsia"/>
+              </w:rPr>
+            </w:pPr>
+          </w:p>
+        </w:tc>
+        <w:tc>
+          <w:tcPr>
+            <w:tcW w:w="2640" w:type="dxa"/>
           </w:tcPr>
           <w:p>
             <w:pPr>
@@ -175,19 +261,31 @@
         </w:trPr>
         <w:tc>
           <w:tcPr>
-            <w:tcW w:w="4148" w:type="dxa"/>
-          </w:tcPr>
-          <w:p>
-            <w:pPr>
-              <w:rPr>
-                <w:rFonts w:hint="eastAsia"/>
-              </w:rPr>
-            </w:pPr>
-          </w:p>
-        </w:tc>
-        <w:tc>
-          <w:tcPr>
-            <w:tcW w:w="4148" w:type="dxa"/>
+            <w:tcW w:w="2866" w:type="dxa"/>
+          </w:tcPr>
+          <w:p>
+            <w:pPr>
+              <w:rPr>
+                <w:rFonts w:hint="eastAsia"/>
+              </w:rPr>
+            </w:pPr>
+          </w:p>
+        </w:tc>
+        <w:tc>
+          <w:tcPr>
+            <w:tcW w:w="2790" w:type="dxa"/>
+          </w:tcPr>
+          <w:p>
+            <w:pPr>
+              <w:rPr>
+                <w:rFonts w:hint="eastAsia"/>
+              </w:rPr>
+            </w:pPr>
+          </w:p>
+        </w:tc>
+        <w:tc>
+          <w:tcPr>
+            <w:tcW w:w="2640" w:type="dxa"/>
           </w:tcPr>
           <w:p>
             <w:pPr>
@@ -204,19 +302,31 @@
         </w:trPr>
         <w:tc>
           <w:tcPr>
-            <w:tcW w:w="4148" w:type="dxa"/>
-          </w:tcPr>
-          <w:p>
-            <w:pPr>
-              <w:rPr>
-                <w:rFonts w:hint="eastAsia"/>
-              </w:rPr>
-            </w:pPr>
-          </w:p>
-        </w:tc>
-        <w:tc>
-          <w:tcPr>
-            <w:tcW w:w="4148" w:type="dxa"/>
+            <w:tcW w:w="2866" w:type="dxa"/>
+          </w:tcPr>
+          <w:p>
+            <w:pPr>
+              <w:rPr>
+                <w:rFonts w:hint="eastAsia"/>
+              </w:rPr>
+            </w:pPr>
+          </w:p>
+        </w:tc>
+        <w:tc>
+          <w:tcPr>
+            <w:tcW w:w="2790" w:type="dxa"/>
+          </w:tcPr>
+          <w:p>
+            <w:pPr>
+              <w:rPr>
+                <w:rFonts w:hint="eastAsia"/>
+              </w:rPr>
+            </w:pPr>
+          </w:p>
+        </w:tc>
+        <w:tc>
+          <w:tcPr>
+            <w:tcW w:w="2640" w:type="dxa"/>
           </w:tcPr>
           <w:p>
             <w:pPr>
@@ -233,19 +343,31 @@
         </w:trPr>
         <w:tc>
           <w:tcPr>
-            <w:tcW w:w="4148" w:type="dxa"/>
-          </w:tcPr>
-          <w:p>
-            <w:pPr>
-              <w:rPr>
-                <w:rFonts w:hint="eastAsia"/>
-              </w:rPr>
-            </w:pPr>
-          </w:p>
-        </w:tc>
-        <w:tc>
-          <w:tcPr>
-            <w:tcW w:w="4148" w:type="dxa"/>
+            <w:tcW w:w="2866" w:type="dxa"/>
+          </w:tcPr>
+          <w:p>
+            <w:pPr>
+              <w:rPr>
+                <w:rFonts w:hint="eastAsia"/>
+              </w:rPr>
+            </w:pPr>
+          </w:p>
+        </w:tc>
+        <w:tc>
+          <w:tcPr>
+            <w:tcW w:w="2790" w:type="dxa"/>
+          </w:tcPr>
+          <w:p>
+            <w:pPr>
+              <w:rPr>
+                <w:rFonts w:hint="eastAsia"/>
+              </w:rPr>
+            </w:pPr>
+          </w:p>
+        </w:tc>
+        <w:tc>
+          <w:tcPr>
+            <w:tcW w:w="2640" w:type="dxa"/>
           </w:tcPr>
           <w:p>
             <w:pPr>
@@ -262,19 +384,31 @@
         </w:trPr>
         <w:tc>
           <w:tcPr>
-            <w:tcW w:w="4148" w:type="dxa"/>
-          </w:tcPr>
-          <w:p>
-            <w:pPr>
-              <w:rPr>
-                <w:rFonts w:hint="eastAsia"/>
-              </w:rPr>
-            </w:pPr>
-          </w:p>
-        </w:tc>
-        <w:tc>
-          <w:tcPr>
-            <w:tcW w:w="4148" w:type="dxa"/>
+            <w:tcW w:w="2866" w:type="dxa"/>
+          </w:tcPr>
+          <w:p>
+            <w:pPr>
+              <w:rPr>
+                <w:rFonts w:hint="eastAsia"/>
+              </w:rPr>
+            </w:pPr>
+          </w:p>
+        </w:tc>
+        <w:tc>
+          <w:tcPr>
+            <w:tcW w:w="2790" w:type="dxa"/>
+          </w:tcPr>
+          <w:p>
+            <w:pPr>
+              <w:rPr>
+                <w:rFonts w:hint="eastAsia"/>
+              </w:rPr>
+            </w:pPr>
+          </w:p>
+        </w:tc>
+        <w:tc>
+          <w:tcPr>
+            <w:tcW w:w="2640" w:type="dxa"/>
           </w:tcPr>
           <w:p>
             <w:pPr>
@@ -291,19 +425,31 @@
         </w:trPr>
         <w:tc>
           <w:tcPr>
-            <w:tcW w:w="4148" w:type="dxa"/>
-          </w:tcPr>
-          <w:p>
-            <w:pPr>
-              <w:rPr>
-                <w:rFonts w:hint="eastAsia"/>
-              </w:rPr>
-            </w:pPr>
-          </w:p>
-        </w:tc>
-        <w:tc>
-          <w:tcPr>
-            <w:tcW w:w="4148" w:type="dxa"/>
+            <w:tcW w:w="2866" w:type="dxa"/>
+          </w:tcPr>
+          <w:p>
+            <w:pPr>
+              <w:rPr>
+                <w:rFonts w:hint="eastAsia"/>
+              </w:rPr>
+            </w:pPr>
+          </w:p>
+        </w:tc>
+        <w:tc>
+          <w:tcPr>
+            <w:tcW w:w="2790" w:type="dxa"/>
+          </w:tcPr>
+          <w:p>
+            <w:pPr>
+              <w:rPr>
+                <w:rFonts w:hint="eastAsia"/>
+              </w:rPr>
+            </w:pPr>
+          </w:p>
+        </w:tc>
+        <w:tc>
+          <w:tcPr>
+            <w:tcW w:w="2640" w:type="dxa"/>
           </w:tcPr>
           <w:p>
             <w:pPr>
@@ -320,19 +466,31 @@
         </w:trPr>
         <w:tc>
           <w:tcPr>
-            <w:tcW w:w="4148" w:type="dxa"/>
-          </w:tcPr>
-          <w:p>
-            <w:pPr>
-              <w:rPr>
-                <w:rFonts w:hint="eastAsia"/>
-              </w:rPr>
-            </w:pPr>
-          </w:p>
-        </w:tc>
-        <w:tc>
-          <w:tcPr>
-            <w:tcW w:w="4148" w:type="dxa"/>
+            <w:tcW w:w="2866" w:type="dxa"/>
+          </w:tcPr>
+          <w:p>
+            <w:pPr>
+              <w:rPr>
+                <w:rFonts w:hint="eastAsia"/>
+              </w:rPr>
+            </w:pPr>
+          </w:p>
+        </w:tc>
+        <w:tc>
+          <w:tcPr>
+            <w:tcW w:w="2790" w:type="dxa"/>
+          </w:tcPr>
+          <w:p>
+            <w:pPr>
+              <w:rPr>
+                <w:rFonts w:hint="eastAsia"/>
+              </w:rPr>
+            </w:pPr>
+          </w:p>
+        </w:tc>
+        <w:tc>
+          <w:tcPr>
+            <w:tcW w:w="2640" w:type="dxa"/>
           </w:tcPr>
           <w:p>
             <w:pPr>
@@ -349,19 +507,31 @@
         </w:trPr>
         <w:tc>
           <w:tcPr>
-            <w:tcW w:w="4148" w:type="dxa"/>
-          </w:tcPr>
-          <w:p>
-            <w:pPr>
-              <w:rPr>
-                <w:rFonts w:hint="eastAsia"/>
-              </w:rPr>
-            </w:pPr>
-          </w:p>
-        </w:tc>
-        <w:tc>
-          <w:tcPr>
-            <w:tcW w:w="4148" w:type="dxa"/>
+            <w:tcW w:w="2866" w:type="dxa"/>
+          </w:tcPr>
+          <w:p>
+            <w:pPr>
+              <w:rPr>
+                <w:rFonts w:hint="eastAsia"/>
+              </w:rPr>
+            </w:pPr>
+          </w:p>
+        </w:tc>
+        <w:tc>
+          <w:tcPr>
+            <w:tcW w:w="2790" w:type="dxa"/>
+          </w:tcPr>
+          <w:p>
+            <w:pPr>
+              <w:rPr>
+                <w:rFonts w:hint="eastAsia"/>
+              </w:rPr>
+            </w:pPr>
+          </w:p>
+        </w:tc>
+        <w:tc>
+          <w:tcPr>
+            <w:tcW w:w="2640" w:type="dxa"/>
           </w:tcPr>
           <w:p>
             <w:pPr>
@@ -997,7 +1167,6 @@
   <w:style w:type="character" w:default="1" w:styleId="a0">
     <w:name w:val="Default Paragraph Font"/>
     <w:uiPriority w:val="1"/>
-    <w:semiHidden/>
     <w:unhideWhenUsed/>
   </w:style>
   <w:style w:type="table" w:default="1" w:styleId="a1">
